--- a/BE/BE6IT/MSE Paper MAD BE6(70marks).docx
+++ b/BE/BE6IT/MSE Paper MAD BE6(70marks).docx
@@ -205,7 +205,7 @@
           <w:sz w:val="24"/>
           <w:szCs w:val="24"/>
         </w:rPr>
-        <w:t>MAD</w:t>
+        <w:t>Mobile Application Development</w:t>
       </w:r>
       <w:r>
         <w:rPr>
@@ -260,7 +260,7 @@
           <w:sz w:val="24"/>
           <w:szCs w:val="24"/>
         </w:rPr>
-        <w:t xml:space="preserve">  </w:t>
+        <w:tab/>
       </w:r>
       <w:r>
         <w:rPr>
@@ -269,7 +269,7 @@
           <w:sz w:val="24"/>
           <w:szCs w:val="24"/>
         </w:rPr>
-        <w:t>Discipline: B</w:t>
+        <w:tab/>
       </w:r>
       <w:r>
         <w:rPr>
@@ -278,7 +278,16 @@
           <w:sz w:val="24"/>
           <w:szCs w:val="24"/>
         </w:rPr>
-        <w:t>E</w:t>
+        <w:t xml:space="preserve">Discipline: </w:t>
+      </w:r>
+      <w:r>
+        <w:rPr>
+          <w:rFonts w:ascii="Times New Roman" w:hAnsi="Times New Roman" w:cs="Times New Roman"/>
+          <w:b/>
+          <w:sz w:val="24"/>
+          <w:szCs w:val="24"/>
+        </w:rPr>
+        <w:t>IT</w:t>
       </w:r>
       <w:r>
         <w:rPr>
@@ -343,17 +352,69 @@
         </w:rPr>
         <w:t>3161612</w:t>
       </w:r>
-    </w:p>
-    <w:p>
-      <w:pPr>
-        <w:pStyle w:val="NoSpacing"/>
+      <w:r>
         <w:rPr>
           <w:rFonts w:ascii="Times New Roman" w:hAnsi="Times New Roman" w:cs="Times New Roman"/>
           <w:b/>
           <w:sz w:val="24"/>
           <w:szCs w:val="24"/>
         </w:rPr>
-      </w:pPr>
+        <w:tab/>
+      </w:r>
+      <w:r>
+        <w:rPr>
+          <w:rFonts w:ascii="Times New Roman" w:hAnsi="Times New Roman" w:cs="Times New Roman"/>
+          <w:b/>
+          <w:sz w:val="24"/>
+          <w:szCs w:val="24"/>
+        </w:rPr>
+        <w:tab/>
+      </w:r>
+      <w:r>
+        <w:rPr>
+          <w:rFonts w:ascii="Times New Roman" w:hAnsi="Times New Roman" w:cs="Times New Roman"/>
+          <w:b/>
+          <w:sz w:val="24"/>
+          <w:szCs w:val="24"/>
+        </w:rPr>
+        <w:tab/>
+      </w:r>
+      <w:r>
+        <w:rPr>
+          <w:rFonts w:ascii="Times New Roman" w:hAnsi="Times New Roman" w:cs="Times New Roman"/>
+          <w:b/>
+          <w:sz w:val="24"/>
+          <w:szCs w:val="24"/>
+        </w:rPr>
+        <w:tab/>
+      </w:r>
+      <w:r>
+        <w:rPr>
+          <w:rFonts w:ascii="Times New Roman" w:hAnsi="Times New Roman" w:cs="Times New Roman"/>
+          <w:b/>
+          <w:sz w:val="24"/>
+          <w:szCs w:val="24"/>
+        </w:rPr>
+        <w:tab/>
+      </w:r>
+      <w:r>
+        <w:rPr>
+          <w:rFonts w:ascii="Times New Roman" w:hAnsi="Times New Roman" w:cs="Times New Roman"/>
+          <w:b/>
+          <w:sz w:val="24"/>
+          <w:szCs w:val="24"/>
+        </w:rPr>
+        <w:tab/>
+      </w:r>
+      <w:r>
+        <w:rPr>
+          <w:rFonts w:ascii="Times New Roman" w:hAnsi="Times New Roman" w:cs="Times New Roman"/>
+          <w:b/>
+          <w:sz w:val="24"/>
+          <w:szCs w:val="24"/>
+        </w:rPr>
+        <w:tab/>
+      </w:r>
       <w:r>
         <w:rPr>
           <w:rFonts w:ascii="Times New Roman" w:hAnsi="Times New Roman" w:cs="Times New Roman"/>
@@ -379,7 +440,7 @@
           <w:sz w:val="24"/>
           <w:szCs w:val="24"/>
         </w:rPr>
-        <w:t>15</w:t>
+        <w:t>28</w:t>
       </w:r>
       <w:r>
         <w:rPr>
@@ -442,26 +503,7 @@
           <w:sz w:val="24"/>
           <w:szCs w:val="24"/>
         </w:rPr>
-        <w:tab/>
-        <w:t xml:space="preserve">    </w:t>
-      </w:r>
-      <w:r>
-        <w:rPr>
-          <w:rFonts w:ascii="Times New Roman" w:hAnsi="Times New Roman" w:cs="Times New Roman"/>
-          <w:b/>
-          <w:sz w:val="24"/>
-          <w:szCs w:val="24"/>
-        </w:rPr>
-        <w:tab/>
-      </w:r>
-      <w:r>
-        <w:rPr>
-          <w:rFonts w:ascii="Times New Roman" w:hAnsi="Times New Roman" w:cs="Times New Roman"/>
-          <w:b/>
-          <w:sz w:val="24"/>
-          <w:szCs w:val="24"/>
-        </w:rPr>
-        <w:t xml:space="preserve">          </w:t>
+        <w:t xml:space="preserve"> </w:t>
       </w:r>
       <w:r>
         <w:rPr>
@@ -488,7 +530,7 @@
           <w:sz w:val="24"/>
           <w:szCs w:val="24"/>
         </w:rPr>
-        <w:t>0.3</w:t>
+        <w:t>.</w:t>
       </w:r>
       <w:r>
         <w:rPr>
@@ -497,7 +539,16 @@
           <w:sz w:val="24"/>
           <w:szCs w:val="24"/>
         </w:rPr>
-        <w:t>0p</w:t>
+        <w:t>00</w:t>
+      </w:r>
+      <w:r>
+        <w:rPr>
+          <w:rFonts w:ascii="Times New Roman" w:hAnsi="Times New Roman" w:cs="Times New Roman"/>
+          <w:b/>
+          <w:sz w:val="24"/>
+          <w:szCs w:val="24"/>
+        </w:rPr>
+        <w:t>p</w:t>
       </w:r>
       <w:r>
         <w:rPr>
@@ -524,7 +575,7 @@
           <w:sz w:val="24"/>
           <w:szCs w:val="24"/>
         </w:rPr>
-        <w:t>1.00</w:t>
+        <w:t xml:space="preserve">3.30 </w:t>
       </w:r>
       <w:r>
         <w:rPr>
@@ -552,6 +603,60 @@
           <w:szCs w:val="24"/>
         </w:rPr>
         <w:t xml:space="preserve">    </w:t>
+      </w:r>
+      <w:r>
+        <w:rPr>
+          <w:rFonts w:ascii="Times New Roman" w:hAnsi="Times New Roman" w:cs="Times New Roman"/>
+          <w:b/>
+          <w:sz w:val="24"/>
+          <w:szCs w:val="24"/>
+        </w:rPr>
+        <w:tab/>
+      </w:r>
+      <w:r>
+        <w:rPr>
+          <w:rFonts w:ascii="Times New Roman" w:hAnsi="Times New Roman" w:cs="Times New Roman"/>
+          <w:b/>
+          <w:sz w:val="24"/>
+          <w:szCs w:val="24"/>
+        </w:rPr>
+        <w:tab/>
+      </w:r>
+      <w:r>
+        <w:rPr>
+          <w:rFonts w:ascii="Times New Roman" w:hAnsi="Times New Roman" w:cs="Times New Roman"/>
+          <w:b/>
+          <w:sz w:val="24"/>
+          <w:szCs w:val="24"/>
+        </w:rPr>
+        <w:tab/>
+      </w:r>
+      <w:r>
+        <w:rPr>
+          <w:rFonts w:ascii="Times New Roman" w:hAnsi="Times New Roman" w:cs="Times New Roman"/>
+          <w:b/>
+          <w:sz w:val="24"/>
+          <w:szCs w:val="24"/>
+        </w:rPr>
+        <w:tab/>
+      </w:r>
+      <w:r>
+        <w:rPr>
+          <w:rFonts w:ascii="Times New Roman" w:hAnsi="Times New Roman" w:cs="Times New Roman"/>
+          <w:b/>
+          <w:sz w:val="24"/>
+          <w:szCs w:val="24"/>
+        </w:rPr>
+        <w:tab/>
+      </w:r>
+      <w:r>
+        <w:rPr>
+          <w:rFonts w:ascii="Times New Roman" w:hAnsi="Times New Roman" w:cs="Times New Roman"/>
+          <w:b/>
+          <w:sz w:val="24"/>
+          <w:szCs w:val="24"/>
+        </w:rPr>
+        <w:tab/>
       </w:r>
       <w:r>
         <w:rPr>
